--- a/courseware/LP-WSQ Technical Drawing with AutoCAD.docx
+++ b/courseware/LP-WSQ Technical Drawing with AutoCAD.docx
@@ -179,7 +179,7 @@
           <w:color w:val="1F6FEB"/>
           <w:sz w:val="24"/>
         </w:rPr>
-        <w:t>Version 12</w:t>
+        <w:t>Version 13</w:t>
       </w:r>
     </w:p>
     <w:p>
@@ -380,7 +380,65 @@
               <w:rPr>
                 <w:sz w:val="19"/>
               </w:rPr>
-              <w:t>Full regeneration in the single-source pipeline: deck rebuilt in the house visual style (151 slides), 16 hands-on labs in per-lab folders (DWG + PDF + Markdown), schedule re-timed to 9:30am–6:30pm with WA 60 min + PP 90 min on Day 2, and slide references added to every schedule row.</w:t>
+              <w:t>Full single-source regeneration: 151-slide house-style deck, 16 hands-on labs, 2-day schedule and aligned slide references.</w:t>
+            </w:r>
+          </w:p>
+        </w:tc>
+        <w:tc>
+          <w:tcPr>
+            <w:tcW w:type="dxa" w:w="2160"/>
+          </w:tcPr>
+          <w:p>
+            <w:r/>
+            <w:r>
+              <w:rPr>
+                <w:sz w:val="19"/>
+              </w:rPr>
+              <w:t>Dr Alfred Ang</w:t>
+            </w:r>
+          </w:p>
+        </w:tc>
+      </w:tr>
+      <w:tr>
+        <w:tc>
+          <w:tcPr>
+            <w:tcW w:type="dxa" w:w="2160"/>
+          </w:tcPr>
+          <w:p>
+            <w:r/>
+            <w:r>
+              <w:rPr>
+                <w:sz w:val="19"/>
+              </w:rPr>
+              <w:t>13</w:t>
+            </w:r>
+          </w:p>
+        </w:tc>
+        <w:tc>
+          <w:tcPr>
+            <w:tcW w:type="dxa" w:w="2160"/>
+          </w:tcPr>
+          <w:p>
+            <w:r/>
+            <w:r>
+              <w:rPr>
+                <w:sz w:val="19"/>
+              </w:rPr>
+              <w:t>21 August 2026</w:t>
+            </w:r>
+          </w:p>
+        </w:tc>
+        <w:tc>
+          <w:tcPr>
+            <w:tcW w:type="dxa" w:w="2160"/>
+          </w:tcPr>
+          <w:p>
+            <w:r/>
+            <w:r>
+              <w:rPr>
+                <w:sz w:val="19"/>
+              </w:rPr>
+              <w:t>DWG integration release: Labs 1, 8–12, 15 and 16 now use verified practice drawings; the Lab 12 relative Xref dependency is complete; detailed procedures remain in the guide/labs while the deck uses visual briefings and verification slides. Slide references regenerated for v13.</w:t>
             </w:r>
           </w:p>
         </w:tc>
@@ -531,7 +589,7 @@
         </w:rPr>
         <w:t>Day 2 — Organizing Objects, Design Documentation &amp; Assessment</w:t>
         <w:tab/>
-        <w:t>5</w:t>
+        <w:t>6</w:t>
       </w:r>
     </w:p>
     <w:p>
@@ -994,6 +1052,10 @@
         <w:gridCol w:w="2160"/>
       </w:tblGrid>
       <w:tr>
+        <w:trPr>
+          <w:tblHeader w:val="true"/>
+          <w:cantSplit/>
+        </w:trPr>
         <w:tc>
           <w:tcPr>
             <w:tcW w:type="dxa" w:w="1512"/>
@@ -1068,6 +1130,9 @@
         </w:tc>
       </w:tr>
       <w:tr>
+        <w:trPr>
+          <w:cantSplit/>
+        </w:trPr>
         <w:tc>
           <w:tcPr>
             <w:tcW w:type="dxa" w:w="1512"/>
@@ -1138,6 +1203,9 @@
         </w:tc>
       </w:tr>
       <w:tr>
+        <w:trPr>
+          <w:cantSplit/>
+        </w:trPr>
         <w:tc>
           <w:tcPr>
             <w:tcW w:type="dxa" w:w="1512"/>
@@ -1208,6 +1276,9 @@
         </w:tc>
       </w:tr>
       <w:tr>
+        <w:trPr>
+          <w:cantSplit/>
+        </w:trPr>
         <w:tc>
           <w:tcPr>
             <w:tcW w:type="dxa" w:w="1512"/>
@@ -1268,12 +1339,15 @@
                 <w:b w:val="0"/>
                 <w:sz w:val="18"/>
               </w:rPr>
-              <w:t>Slides 32–37</w:t>
+              <w:t>Slides 32–34</w:t>
             </w:r>
           </w:p>
         </w:tc>
       </w:tr>
       <w:tr>
+        <w:trPr>
+          <w:cantSplit/>
+        </w:trPr>
         <w:tc>
           <w:tcPr>
             <w:tcW w:type="dxa" w:w="1512"/>
@@ -1343,6 +1417,9 @@
         </w:tc>
       </w:tr>
       <w:tr>
+        <w:trPr>
+          <w:cantSplit/>
+        </w:trPr>
         <w:tc>
           <w:tcPr>
             <w:tcW w:type="dxa" w:w="1512"/>
@@ -1407,12 +1484,15 @@
                 <w:b w:val="0"/>
                 <w:sz w:val="18"/>
               </w:rPr>
-              <w:t>Slides 38–46</w:t>
+              <w:t>Slides 35–43</w:t>
             </w:r>
           </w:p>
         </w:tc>
       </w:tr>
       <w:tr>
+        <w:trPr>
+          <w:cantSplit/>
+        </w:trPr>
         <w:tc>
           <w:tcPr>
             <w:tcW w:type="dxa" w:w="1512"/>
@@ -1482,6 +1562,9 @@
         </w:tc>
       </w:tr>
       <w:tr>
+        <w:trPr>
+          <w:cantSplit/>
+        </w:trPr>
         <w:tc>
           <w:tcPr>
             <w:tcW w:type="dxa" w:w="1512"/>
@@ -1542,12 +1625,15 @@
                 <w:b w:val="0"/>
                 <w:sz w:val="18"/>
               </w:rPr>
-              <w:t>Slides 47–63</w:t>
+              <w:t>Slides 44–52</w:t>
             </w:r>
           </w:p>
         </w:tc>
       </w:tr>
       <w:tr>
+        <w:trPr>
+          <w:cantSplit/>
+        </w:trPr>
         <w:tc>
           <w:tcPr>
             <w:tcW w:type="dxa" w:w="1512"/>
@@ -1617,6 +1703,9 @@
         </w:tc>
       </w:tr>
       <w:tr>
+        <w:trPr>
+          <w:cantSplit/>
+        </w:trPr>
         <w:tc>
           <w:tcPr>
             <w:tcW w:type="dxa" w:w="1512"/>
@@ -1681,12 +1770,15 @@
                 <w:b w:val="0"/>
                 <w:sz w:val="18"/>
               </w:rPr>
-              <w:t>Slides 64–73</w:t>
+              <w:t>Slides 53–62</w:t>
             </w:r>
           </w:p>
         </w:tc>
       </w:tr>
       <w:tr>
+        <w:trPr>
+          <w:cantSplit/>
+        </w:trPr>
         <w:tc>
           <w:tcPr>
             <w:tcW w:type="dxa" w:w="1512"/>
@@ -1747,12 +1839,15 @@
                 <w:b w:val="0"/>
                 <w:sz w:val="18"/>
               </w:rPr>
-              <w:t>Slides 74–86</w:t>
+              <w:t>Slides 63–69</w:t>
             </w:r>
           </w:p>
         </w:tc>
       </w:tr>
       <w:tr>
+        <w:trPr>
+          <w:cantSplit/>
+        </w:trPr>
         <w:tc>
           <w:tcPr>
             <w:tcW w:type="dxa" w:w="1512"/>
@@ -1854,6 +1949,10 @@
         <w:gridCol w:w="2160"/>
       </w:tblGrid>
       <w:tr>
+        <w:trPr>
+          <w:tblHeader w:val="true"/>
+          <w:cantSplit/>
+        </w:trPr>
         <w:tc>
           <w:tcPr>
             <w:tcW w:type="dxa" w:w="1512"/>
@@ -1928,6 +2027,9 @@
         </w:tc>
       </w:tr>
       <w:tr>
+        <w:trPr>
+          <w:cantSplit/>
+        </w:trPr>
         <w:tc>
           <w:tcPr>
             <w:tcW w:type="dxa" w:w="1512"/>
@@ -1997,6 +2099,9 @@
         </w:tc>
       </w:tr>
       <w:tr>
+        <w:trPr>
+          <w:cantSplit/>
+        </w:trPr>
         <w:tc>
           <w:tcPr>
             <w:tcW w:type="dxa" w:w="1512"/>
@@ -2061,12 +2166,15 @@
                 <w:b w:val="0"/>
                 <w:sz w:val="18"/>
               </w:rPr>
-              <w:t>Slides 87–95</w:t>
+              <w:t>Slides 70–78</w:t>
             </w:r>
           </w:p>
         </w:tc>
       </w:tr>
       <w:tr>
+        <w:trPr>
+          <w:cantSplit/>
+        </w:trPr>
         <w:tc>
           <w:tcPr>
             <w:tcW w:type="dxa" w:w="1512"/>
@@ -2127,12 +2235,15 @@
                 <w:b w:val="0"/>
                 <w:sz w:val="18"/>
               </w:rPr>
-              <w:t>Slides 96–103</w:t>
+              <w:t>Slides 79–82</w:t>
             </w:r>
           </w:p>
         </w:tc>
       </w:tr>
       <w:tr>
+        <w:trPr>
+          <w:cantSplit/>
+        </w:trPr>
         <w:tc>
           <w:tcPr>
             <w:tcW w:type="dxa" w:w="1512"/>
@@ -2202,6 +2313,9 @@
         </w:tc>
       </w:tr>
       <w:tr>
+        <w:trPr>
+          <w:cantSplit/>
+        </w:trPr>
         <w:tc>
           <w:tcPr>
             <w:tcW w:type="dxa" w:w="1512"/>
@@ -2262,12 +2376,15 @@
                 <w:b w:val="0"/>
                 <w:sz w:val="18"/>
               </w:rPr>
-              <w:t>Slides 104–112</w:t>
+              <w:t>Slides 83–87</w:t>
             </w:r>
           </w:p>
         </w:tc>
       </w:tr>
       <w:tr>
+        <w:trPr>
+          <w:cantSplit/>
+        </w:trPr>
         <w:tc>
           <w:tcPr>
             <w:tcW w:type="dxa" w:w="1512"/>
@@ -2337,6 +2454,9 @@
         </w:tc>
       </w:tr>
       <w:tr>
+        <w:trPr>
+          <w:cantSplit/>
+        </w:trPr>
         <w:tc>
           <w:tcPr>
             <w:tcW w:type="dxa" w:w="1512"/>
@@ -2401,12 +2521,15 @@
                 <w:b w:val="0"/>
                 <w:sz w:val="18"/>
               </w:rPr>
-              <w:t>Slides 113–123</w:t>
+              <w:t>Slides 88–98</w:t>
             </w:r>
           </w:p>
         </w:tc>
       </w:tr>
       <w:tr>
+        <w:trPr>
+          <w:cantSplit/>
+        </w:trPr>
         <w:tc>
           <w:tcPr>
             <w:tcW w:type="dxa" w:w="1512"/>
@@ -2467,12 +2590,15 @@
                 <w:b w:val="0"/>
                 <w:sz w:val="18"/>
               </w:rPr>
-              <w:t>Slides 124–132</w:t>
+              <w:t>Slides 99–102</w:t>
             </w:r>
           </w:p>
         </w:tc>
       </w:tr>
       <w:tr>
+        <w:trPr>
+          <w:cantSplit/>
+        </w:trPr>
         <w:tc>
           <w:tcPr>
             <w:tcW w:type="dxa" w:w="1512"/>
@@ -2542,6 +2668,9 @@
         </w:tc>
       </w:tr>
       <w:tr>
+        <w:trPr>
+          <w:cantSplit/>
+        </w:trPr>
         <w:tc>
           <w:tcPr>
             <w:tcW w:type="dxa" w:w="1512"/>
@@ -2602,12 +2731,15 @@
                 <w:b w:val="0"/>
                 <w:sz w:val="18"/>
               </w:rPr>
-              <w:t>Slides 133–141</w:t>
+              <w:t>Slides 103–107</w:t>
             </w:r>
           </w:p>
         </w:tc>
       </w:tr>
       <w:tr>
+        <w:trPr>
+          <w:cantSplit/>
+        </w:trPr>
         <w:tc>
           <w:tcPr>
             <w:tcW w:type="dxa" w:w="1512"/>
@@ -2655,7 +2787,7 @@
                 <w:b w:val="0"/>
                 <w:sz w:val="19"/>
               </w:rPr>
-              <w:t>Course recap, feedback, TRAQOM survey and practice exam briefing</w:t>
+              <w:t>Course recap, feedback, TRAQOM survey and assessment-readiness briefing</w:t>
             </w:r>
           </w:p>
         </w:tc>
@@ -2672,12 +2804,15 @@
                 <w:b w:val="0"/>
                 <w:sz w:val="18"/>
               </w:rPr>
-              <w:t>Slides 142–147</w:t>
+              <w:t>Slides 108–112</w:t>
             </w:r>
           </w:p>
         </w:tc>
       </w:tr>
       <w:tr>
+        <w:trPr>
+          <w:cantSplit/>
+        </w:trPr>
         <w:tc>
           <w:tcPr>
             <w:tcW w:type="dxa" w:w="1512"/>
@@ -2747,6 +2882,9 @@
         </w:tc>
       </w:tr>
       <w:tr>
+        <w:trPr>
+          <w:cantSplit/>
+        </w:trPr>
         <w:tc>
           <w:tcPr>
             <w:tcW w:type="dxa" w:w="1512"/>
@@ -2816,6 +2954,9 @@
         </w:tc>
       </w:tr>
       <w:tr>
+        <w:trPr>
+          <w:cantSplit/>
+        </w:trPr>
         <w:tc>
           <w:tcPr>
             <w:tcW w:type="dxa" w:w="1512"/>
@@ -2915,6 +3056,10 @@
         <w:gridCol w:w="2880"/>
       </w:tblGrid>
       <w:tr>
+        <w:trPr>
+          <w:tblHeader w:val="true"/>
+          <w:cantSplit/>
+        </w:trPr>
         <w:tc>
           <w:tcPr>
             <w:tcW w:type="dxa" w:w="2880"/>
@@ -2971,6 +3116,9 @@
         </w:tc>
       </w:tr>
       <w:tr>
+        <w:trPr>
+          <w:cantSplit/>
+        </w:trPr>
         <w:tc>
           <w:tcPr>
             <w:tcW w:type="dxa" w:w="2880"/>
@@ -3023,6 +3171,9 @@
         </w:tc>
       </w:tr>
       <w:tr>
+        <w:trPr>
+          <w:cantSplit/>
+        </w:trPr>
         <w:tc>
           <w:tcPr>
             <w:tcW w:type="dxa" w:w="2880"/>
@@ -3075,6 +3226,9 @@
         </w:tc>
       </w:tr>
       <w:tr>
+        <w:trPr>
+          <w:cantSplit/>
+        </w:trPr>
         <w:tc>
           <w:tcPr>
             <w:tcW w:type="dxa" w:w="2880"/>
@@ -3127,6 +3281,9 @@
         </w:tc>
       </w:tr>
       <w:tr>
+        <w:trPr>
+          <w:cantSplit/>
+        </w:trPr>
         <w:tc>
           <w:tcPr>
             <w:tcW w:type="dxa" w:w="2880"/>
@@ -3179,6 +3336,9 @@
         </w:tc>
       </w:tr>
       <w:tr>
+        <w:trPr>
+          <w:cantSplit/>
+        </w:trPr>
         <w:tc>
           <w:tcPr>
             <w:tcW w:type="dxa" w:w="2880"/>
